--- a/downloads/documents/04 Units/Unit 02 - Individual Growth and Life Readiness - Me, My Goals, My Money/Lesson 02.18 - Buying Low Rebalancing and Return Math.docx
+++ b/downloads/documents/04 Units/Unit 02 - Individual Growth and Life Readiness - Me, My Goals, My Money/Lesson 02.18 - Buying Low Rebalancing and Return Math.docx
@@ -300,7 +300,7 @@
         <w:t xml:space="preserve"> </w:t>
       </w:r>
       <w:r>
-        <w:t xml:space="preserve">Tier 3 (FACS): percent return, buying low, rebalancing, peak, bottom, starting value, ending value. See the unit vocabulary list for Turkish, Portuguese, and Spanish.</w:t>
+        <w:t xml:space="preserve">Tier 3 (FACS): percent return, buying low, rebalancing, peak, bottom, starting value, ending value. See the unit vocabulary list for the Spanish column.</w:t>
       </w:r>
     </w:p>
     <w:p>

--- a/downloads/documents/04 Units/Unit 02 - Individual Growth and Life Readiness - Me, My Goals, My Money/Lesson 02.18 - Buying Low Rebalancing and Return Math.docx
+++ b/downloads/documents/04 Units/Unit 02 - Individual Growth and Life Readiness - Me, My Goals, My Money/Lesson 02.18 - Buying Low Rebalancing and Return Math.docx
@@ -41,7 +41,7 @@
         <w:t xml:space="preserve"> </w:t>
       </w:r>
       <w:r>
-        <w:t xml:space="preserve">2.4 ClassroomStreet Investor Challenge</w:t>
+        <w:t xml:space="preserve">2.4 The Gilded Age Market Investor Challenge</w:t>
       </w:r>
       <w:r>
         <w:t xml:space="preserve"> </w:t>
@@ -86,7 +86,7 @@
         <w:t xml:space="preserve"> </w:t>
       </w:r>
       <w:r>
-        <w:t xml:space="preserve">classroom with devices (paper ledger version in</w:t>
+        <w:t xml:space="preserve">classroom with a board (the market is a paper game; see</w:t>
       </w:r>
       <w:r>
         <w:t xml:space="preserve"> </w:t>
@@ -207,7 +207,7 @@
         <w:t xml:space="preserve"> </w:t>
       </w:r>
       <w:r>
-        <w:t xml:space="preserve">A number by itself (up 2,000, down 800) does not tell you how well you did. Percent return does, because it compares what you ended with to what you started with, and it lets you compare a safe portfolio to a risky one on the same days.</w:t>
+        <w:t xml:space="preserve">A number by itself (up $400, down $600) does not tell you how well you did. Percent return does, because it compares what you ended with to what you started with, and it lets you compare a safe ledger to a risky one across the same rounds.</w:t>
       </w:r>
       <w:r>
         <w:t xml:space="preserve"> </w:t>
@@ -222,7 +222,7 @@
         <w:t xml:space="preserve"> </w:t>
       </w:r>
       <w:r>
-        <w:t xml:space="preserve">After the crash, is the cheap venture a bargain or a trap, and how would the math help you decide?</w:t>
+        <w:t xml:space="preserve">At the bottom, when everyone is selling and nobody is buying, is the cheap share a bargain or a trap, and how would the math help you decide?</w:t>
       </w:r>
     </w:p>
     <w:p>
@@ -264,7 +264,7 @@
         <w:pStyle w:val="Compact"/>
       </w:pPr>
       <w:r>
-        <w:t xml:space="preserve">(Mid) Given their own ledger, compute their portfolio’s percent return so far and the percent change of one venture across the crisis.</w:t>
+        <w:t xml:space="preserve">(Mid) Given their own ledger, compute their total’s percent return from the $1,000 they started with in 1870, and the percent change of one company from the 1928 peak to the 1932 bottom.</w:t>
       </w:r>
     </w:p>
     <w:p>
@@ -276,7 +276,7 @@
         <w:pStyle w:val="Compact"/>
       </w:pPr>
       <w:r>
-        <w:t xml:space="preserve">(High) Given a safe portfolio and a risky portfolio tracked over the same eight days, compare their percent returns at the peak, the bottom, and today, and decide in writing which they would rather have held and why.</w:t>
+        <w:t xml:space="preserve">(High) Given a safe ledger, a one-company ledger and a mixed ledger tracked over the same rounds, compare their percent returns at the peak (1928), in the crash (1929) and at the bottom (1932, today), and decide in writing which they would rather have held and why.</w:t>
       </w:r>
     </w:p>
     <w:p>
@@ -322,7 +322,37 @@
         <w:pStyle w:val="Compact"/>
       </w:pPr>
       <w:r>
-        <w:t xml:space="preserve">Devices and login cards</w:t>
+        <w:rPr>
+          <w:rStyle w:val="VerbatimChar"/>
+        </w:rPr>
+        <w:t xml:space="preserve">Handout 02.14 - The Gilded Age Market Kit.md</w:t>
+      </w:r>
+      <w:r>
+        <w:t xml:space="preserve"> </w:t>
+      </w:r>
+      <w:r>
+        <w:t xml:space="preserve">(teacher): page 2 for the Round 8 prices, page 3 for the Round 8 dispatch</w:t>
+      </w:r>
+    </w:p>
+    <w:p>
+      <w:pPr>
+        <w:numPr>
+          <w:ilvl w:val="0"/>
+          <w:numId w:val="1003"/>
+        </w:numPr>
+        <w:pStyle w:val="Compact"/>
+      </w:pPr>
+      <w:r>
+        <w:rPr>
+          <w:rStyle w:val="VerbatimChar"/>
+        </w:rPr>
+        <w:t xml:space="preserve">Handout 02.19 - Paper Ledger.md</w:t>
+      </w:r>
+      <w:r>
+        <w:t xml:space="preserve"> </w:t>
+      </w:r>
+      <w:r>
+        <w:t xml:space="preserve">(student), in every folder</w:t>
       </w:r>
     </w:p>
     <w:p>
@@ -409,7 +439,25 @@
         <w:pStyle w:val="Compact"/>
       </w:pPr>
       <w:r>
-        <w:t xml:space="preserve">Setup notes: set the market to window 33 before class; the recovery begins here and runs through window 40 today. Print or note the closing prices from windows 24 (the peak before the crisis) and 32 (the bottom) for Sparkstone, so the do now has real numbers from this class’s run. Tell the math teacher this is percent change week.</w:t>
+        <w:t xml:space="preserve">Setup notes: before class, write</w:t>
+      </w:r>
+      <w:r>
+        <w:t xml:space="preserve"> </w:t>
+      </w:r>
+      <w:r>
+        <w:t xml:space="preserve">“</w:t>
+      </w:r>
+      <w:r>
+        <w:t xml:space="preserve">Round 8, 1932</w:t>
+      </w:r>
+      <w:r>
+        <w:t xml:space="preserve">”</w:t>
+      </w:r>
+      <w:r>
+        <w:t xml:space="preserve"> </w:t>
+      </w:r>
+      <w:r>
+        <w:t xml:space="preserve">and the Round 8 prices on the board (RAIL 10, OIL 25, GAS 20, ELEC 10, STEEL 25, AUTO 8, RADIO 3) and cover them until Step 1, because the do now works better if students have not seen them yet. Have the Round 6 prices still visible somewhere (the peak) for Part B. Tell the math teacher this is percent change week. The market freezes at Round 8 at the end of this period; collect the ledgers at the bell if you want to build the leaderboard yourself before Lesson 2.19.</w:t>
       </w:r>
     </w:p>
     <w:p>
@@ -427,7 +475,7 @@
         <w:pStyle w:val="FirstParagraph"/>
       </w:pPr>
       <w:r>
-        <w:t xml:space="preserve">The grade 8 stretch students already computed a percent drop in Lesson 2.17. Everyone else has subtracted from 25,000 every day in the journal but not divided. The do now shows who can turn</w:t>
+        <w:t xml:space="preserve">The grade 8 stretch students already computed a percent drop in Lesson 2.17. Everyone else has subtracted from $1,000 in the journal for seven rounds but not divided. The do now shows who can turn</w:t>
       </w:r>
       <w:r>
         <w:t xml:space="preserve"> </w:t>
@@ -436,7 +484,7 @@
         <w:t xml:space="preserve">“</w:t>
       </w:r>
       <w:r>
-        <w:t xml:space="preserve">up 26.60 a unit</w:t>
+        <w:t xml:space="preserve">up $20 a share</w:t>
       </w:r>
       <w:r>
         <w:t xml:space="preserve">”</w:t>
@@ -463,7 +511,7 @@
         <w:pStyle w:val="FirstParagraph"/>
       </w:pPr>
       <w:r>
-        <w:t xml:space="preserve">On the board:</w:t>
+        <w:t xml:space="preserve">On the board (with the Round 8 prices still covered):</w:t>
       </w:r>
       <w:r>
         <w:t xml:space="preserve"> </w:t>
@@ -472,7 +520,7 @@
         <w:t xml:space="preserve">“</w:t>
       </w:r>
       <w:r>
-        <w:t xml:space="preserve">Sparkstone was AQ57.80 before the crisis and AQ31.20 at the bottom. Someone bought 100 units at the bottom. If the price goes back to 57.80, how much does that person make? Now the harder one: what percent of their money did they make?</w:t>
+        <w:t xml:space="preserve">In 1928, GAS was $40 a share. Suppose it fell to $20 and you bought 10 shares for $200. If the price ever climbs back to $40, how much do you make? Now the harder one: what percent of your money did you make?</w:t>
       </w:r>
       <w:r>
         <w:t xml:space="preserve">”</w:t>
@@ -483,7 +531,7 @@
         <w:pStyle w:val="BodyText"/>
       </w:pPr>
       <w:r>
-        <w:t xml:space="preserve">Debrief: 26.60 a unit, 2,660 on 100 units. The percent is 2,660 divided by 3,120, about 85 percent. Then the hook:</w:t>
+        <w:t xml:space="preserve">Debrief: $20 a share, $200 on 10 shares. The percent is 200 divided by 200, which is 100 percent: you doubled your money. Then the hook:</w:t>
       </w:r>
       <w:r>
         <w:t xml:space="preserve"> </w:t>
@@ -492,10 +540,16 @@
         <w:t xml:space="preserve">“</w:t>
       </w:r>
       <w:r>
-        <w:t xml:space="preserve">That is what buying low means. It is also what everyone who sold at the bottom handed to the person who bought from them. Today you learn the one formula that tells you who won.</w:t>
+        <w:t xml:space="preserve">That is what buying low means. It is also what everyone who sells at the bottom hands to the person who buys from them. Today you learn the one formula that tells you who won.</w:t>
       </w:r>
       <w:r>
         <w:t xml:space="preserve">”</w:t>
+      </w:r>
+      <w:r>
+        <w:t xml:space="preserve"> </w:t>
+      </w:r>
+      <w:r>
+        <w:t xml:space="preserve">Then uncover the board.</w:t>
       </w:r>
     </w:p>
     <w:p>
@@ -601,29 +655,47 @@
               <w:jc w:val="left"/>
             </w:pPr>
             <w:r>
-              <w:t xml:space="preserve">1. Direct instruction: recovery, buying low, and rebalancing</w:t>
-            </w:r>
-          </w:p>
-        </w:tc>
-        <w:tc>
-          <w:p>
-            <w:pPr>
-              <w:pStyle w:val="Compact"/>
-              <w:jc w:val="left"/>
-            </w:pPr>
-            <w:r>
-              <w:t xml:space="preserve">Slides 3 to 5. Recovery: after a crash, prices of ventures that are still real businesses drift back up, not all at once and not all of them. Buying low: buying a venture after it fell, because you believe it will recover; the risk is that some do not. Rebalancing after a crash: your pie changed shape without you doing anything (the risky slices shrank); rebalancing means buying a little of what fell and selling a little of what held, to get back to the pie you chose on Day 5. Say plainly that nobody knows the bottom until it is behind them.</w:t>
-            </w:r>
-          </w:p>
-        </w:tc>
-        <w:tc>
-          <w:p>
-            <w:pPr>
-              <w:pStyle w:val="Compact"/>
-              <w:jc w:val="left"/>
-            </w:pPr>
-            <w:r>
-              <w:t xml:space="preserve">Copy the three definitions into the notes box.</w:t>
+              <w:t xml:space="preserve">1. Round 8 opens: the bottom</w:t>
+            </w:r>
+          </w:p>
+        </w:tc>
+        <w:tc>
+          <w:p>
+            <w:pPr>
+              <w:pStyle w:val="Compact"/>
+              <w:jc w:val="left"/>
+            </w:pPr>
+            <w:r>
+              <w:t xml:space="preserve">Uncover the Round 8 prices. Give the room a minute to write them in the ledger and work out the Round 8 total (shares times price, plus cash, plus the bank, which just paid 3 percent again). Then read the Round 8 dispatch aloud (kit page 3): prices have fallen for almost three years; on July 8, 1932, the Dow Jones average closed at 41, eighty nine percent below its 1929 peak; about one worker in four has no job; thousands of banks have failed and the money in them is gone (the game’s bank survives; most did not); General Motors sells for what a good shirt costs. Put the kit’s question to the room and take two answers:</w:t>
+            </w:r>
+            <w:r>
+              <w:t xml:space="preserve"> </w:t>
+            </w:r>
+            <w:r>
+              <w:t xml:space="preserve">“</w:t>
+            </w:r>
+            <w:r>
+              <w:t xml:space="preserve">Everyone is selling and nobody is buying. If you have cash, what does that make this?</w:t>
+            </w:r>
+            <w:r>
+              <w:t xml:space="preserve">”</w:t>
+            </w:r>
+            <w:r>
+              <w:t xml:space="preserve"> </w:t>
+            </w:r>
+            <w:r>
+              <w:t xml:space="preserve">Do not open trading yet.</w:t>
+            </w:r>
+          </w:p>
+        </w:tc>
+        <w:tc>
+          <w:p>
+            <w:pPr>
+              <w:pStyle w:val="Compact"/>
+              <w:jc w:val="left"/>
+            </w:pPr>
+            <w:r>
+              <w:t xml:space="preserve">Fill the Round 8 price column and the Round 8 holdings table. Listen. Answer the question.</w:t>
             </w:r>
           </w:p>
         </w:tc>
@@ -647,29 +719,29 @@
               <w:jc w:val="left"/>
             </w:pPr>
             <w:r>
-              <w:t xml:space="preserve">2. Learning activity: Return Math</w:t>
-            </w:r>
-          </w:p>
-        </w:tc>
-        <w:tc>
-          <w:p>
-            <w:pPr>
-              <w:pStyle w:val="Compact"/>
-              <w:jc w:val="left"/>
-            </w:pPr>
-            <w:r>
-              <w:t xml:space="preserve">Hand out the handout. Part A: the formula, one worked example, four practice problems (two gains, two losses). Part B: my own return: starting value 25,000, total fortune now from the screen, percent return computed by hand and checked on the calculator. Part C: the safe portfolio and the risky portfolio over the same eight days at the peak, the bottom, and today, with a mixed portfolio for comparison; compute all nine returns and answer the two questions. Circulate; the common error is dividing by the ending value.</w:t>
-            </w:r>
-          </w:p>
-        </w:tc>
-        <w:tc>
-          <w:p>
-            <w:pPr>
-              <w:pStyle w:val="Compact"/>
-              <w:jc w:val="left"/>
-            </w:pPr>
-            <w:r>
-              <w:t xml:space="preserve">Work Part A alone, Part B alone from their own screen, Part C in pairs. Circle the portfolio they would rather have held and write why.</w:t>
+              <w:t xml:space="preserve">2. Direct instruction and Return Math, Parts A and B</w:t>
+            </w:r>
+          </w:p>
+        </w:tc>
+        <w:tc>
+          <w:p>
+            <w:pPr>
+              <w:pStyle w:val="Compact"/>
+              <w:jc w:val="left"/>
+            </w:pPr>
+            <w:r>
+              <w:t xml:space="preserve">Slides 3 to 5: three definitions. The bottom: the lowest price before a recovery, which nobody can see until it is behind them. Buying low: buying a company after it fell, because you believe it will recover; the risk is that some do not. Rebalancing after a crash: your pie changed shape without you doing anything (the risky slices shrank); rebalancing means buying a little of what fell and selling a little of what held, to get back to the pie you chose in Round 5. Then slides 6 and 7: the formula, with STARTING in bold on the bottom of the fraction, and one worked example ($1,000 to $850 is minus 15 percent). Hand out Return Math. Part A: four practice problems with the kit’s prices (two gains, two losses) and the trick question (GAS from 40 to 20 and back). Part B: my own return: starting value $1,000, my Round 8 total from the ledger, percent return by hand and checked on the calculator; then the company that hurt me most, Round 6 price to Round 8 price. Circulate; the common error is dividing by the ending value.</w:t>
+            </w:r>
+          </w:p>
+        </w:tc>
+        <w:tc>
+          <w:p>
+            <w:pPr>
+              <w:pStyle w:val="Compact"/>
+              <w:jc w:val="left"/>
+            </w:pPr>
+            <w:r>
+              <w:t xml:space="preserve">Copy the three definitions into the notes box. Work Part A alone. Work Part B alone from their own ledger.</w:t>
             </w:r>
           </w:p>
         </w:tc>
@@ -693,18 +765,18 @@
               <w:jc w:val="left"/>
             </w:pPr>
             <w:r>
-              <w:t xml:space="preserve">3. Trading window: rebalance</w:t>
-            </w:r>
-          </w:p>
-        </w:tc>
-        <w:tc>
-          <w:p>
-            <w:pPr>
-              <w:pStyle w:val="Compact"/>
-              <w:jc w:val="left"/>
-            </w:pPr>
-            <w:r>
-              <w:t xml:space="preserve">Advance windows 33 to 40, one click about every 75 seconds; the dispatches turn positive. Say once:</w:t>
+              <w:t xml:space="preserve">3. Trading, Round 8, then Part C in pairs</w:t>
+            </w:r>
+          </w:p>
+        </w:tc>
+        <w:tc>
+          <w:p>
+            <w:pPr>
+              <w:pStyle w:val="Compact"/>
+              <w:jc w:val="left"/>
+            </w:pPr>
+            <w:r>
+              <w:t xml:space="preserve">Open trading at Round 8 prices for four minutes. Say once:</w:t>
             </w:r>
             <w:r>
               <w:t xml:space="preserve"> </w:t>
@@ -713,7 +785,7 @@
               <w:t xml:space="preserve">“</w:t>
             </w:r>
             <w:r>
-              <w:t xml:space="preserve">If your pie changed shape in the crisis, this is the window to fix it. If you are buying low, write which venture and what you expect on Entry 8 first.</w:t>
+              <w:t xml:space="preserve">If your pie changed shape in the crash, this is the round to fix it. If you are buying low, write which company and what you expect on Entry 8 first. If you are holding, that is a decision too; write it.</w:t>
             </w:r>
             <w:r>
               <w:t xml:space="preserve">”</w:t>
@@ -722,18 +794,18 @@
               <w:t xml:space="preserve"> </w:t>
             </w:r>
             <w:r>
-              <w:t xml:space="preserve">Circulate.</w:t>
-            </w:r>
-          </w:p>
-        </w:tc>
-        <w:tc>
-          <w:p>
-            <w:pPr>
-              <w:pStyle w:val="Compact"/>
-              <w:jc w:val="left"/>
-            </w:pPr>
-            <w:r>
-              <w:t xml:space="preserve">Rebalance, buy low, or hold. Record trades on Entry 8.</w:t>
+              <w:t xml:space="preserve">Circulate. At four minutes, close the trading and say it plainly: the market is frozen at Round 8 until the closing bell next class. Then Part C in pairs: three investors who started in 1870 with $1,000 and never traded again, one all in the bank, one all in RAIL, one spread four ways; their totals at the peak (Round 6), in the crash (Round 7) and at the bottom (Round 8, today); nine percent returns and two questions.</w:t>
+            </w:r>
+          </w:p>
+        </w:tc>
+        <w:tc>
+          <w:p>
+            <w:pPr>
+              <w:pStyle w:val="Compact"/>
+              <w:jc w:val="left"/>
+            </w:pPr>
+            <w:r>
+              <w:t xml:space="preserve">Rebalance, buy low, or hold; record every trade in the trade log and update the Round 8 holdings table. Then Part C with a partner: compute the nine returns, circle the ledger they would rather have held and write why.</w:t>
             </w:r>
           </w:p>
         </w:tc>
@@ -768,18 +840,18 @@
               <w:jc w:val="left"/>
             </w:pPr>
             <w:r>
-              <w:t xml:space="preserve">Prompt: what I did, why, what happened, plus: my percent return so far is ___ (from Part B), and the venture that hurt me most fell ___ percent across the crisis.</w:t>
-            </w:r>
-          </w:p>
-        </w:tc>
-        <w:tc>
-          <w:p>
-            <w:pPr>
-              <w:pStyle w:val="Compact"/>
-              <w:jc w:val="left"/>
-            </w:pPr>
-            <w:r>
-              <w:t xml:space="preserve">Write Entry 8 with total fortune and the two percents.</w:t>
+              <w:t xml:space="preserve">Prompt: what I did, why, what happened, my total in dollars, plus: my percent return so far is ___ (from Part B), and the company that hurt me most fell ___ percent from 1928 to 1932.</w:t>
+            </w:r>
+          </w:p>
+        </w:tc>
+        <w:tc>
+          <w:p>
+            <w:pPr>
+              <w:pStyle w:val="Compact"/>
+              <w:jc w:val="left"/>
+            </w:pPr>
+            <w:r>
+              <w:t xml:space="preserve">Write Entry 8 with the total and the two percents.</w:t>
             </w:r>
           </w:p>
         </w:tc>
@@ -869,7 +941,7 @@
         <w:pStyle w:val="Compact"/>
       </w:pPr>
       <w:r>
-        <w:t xml:space="preserve">Start 25,000, end 23,000. What goes on top of the fraction? What goes on the bottom?</w:t>
+        <w:t xml:space="preserve">Start $1,000, end $850. What goes on top of the fraction? What goes on the bottom?</w:t>
       </w:r>
     </w:p>
     <w:p>
@@ -881,7 +953,7 @@
         <w:pStyle w:val="Compact"/>
       </w:pPr>
       <w:r>
-        <w:t xml:space="preserve">A venture fell from 40 to 30. Is that a 10 percent drop or a 25 percent drop?</w:t>
+        <w:t xml:space="preserve">STEEL fell from 90 to 25. Is that a 65 percent drop or a 72 percent drop? How do you know?</w:t>
       </w:r>
     </w:p>
     <w:p>
@@ -913,7 +985,7 @@
         <w:pStyle w:val="Compact"/>
       </w:pPr>
       <w:r>
-        <w:t xml:space="preserve">The safe portfolio returned 0.3 percent over eight days and never dropped. The risky one is down 23 percent today and was up 19 percent at the peak. Which one would you want if this were money for college in ten years? For rent next month?</w:t>
+        <w:t xml:space="preserve">The all-bank ledger is up 26.8 percent after eight rounds and never dropped once. The all-RAIL ledger was up 40 percent at the peak and is down 80 percent today. Which one would you want if this were money for college in ten years? For rent next month?</w:t>
       </w:r>
     </w:p>
     <w:p>
@@ -925,7 +997,7 @@
         <w:pStyle w:val="Compact"/>
       </w:pPr>
       <w:r>
-        <w:t xml:space="preserve">Why can a venture fall 50 percent and then rise 50 percent and still not be back where it started?</w:t>
+        <w:t xml:space="preserve">Why can a company fall 50 percent and then rise 50 percent and still not be back where it started?</w:t>
       </w:r>
     </w:p>
     <w:p>
@@ -937,7 +1009,19 @@
         <w:pStyle w:val="Compact"/>
       </w:pPr>
       <w:r>
-        <w:t xml:space="preserve">A percent return in eight days means nothing by itself; a bank pays about 4 percent in a whole year. What would a 4 percent gain in eight days tell you about the risk?</w:t>
+        <w:t xml:space="preserve">RADIO is $3 today and was $100 four years ago. Is $3 cheap? What would have to be true for it to be a bargain, and what would have to be true for it to be a trap?</w:t>
+      </w:r>
+    </w:p>
+    <w:p>
+      <w:pPr>
+        <w:numPr>
+          <w:ilvl w:val="0"/>
+          <w:numId w:val="1005"/>
+        </w:numPr>
+        <w:pStyle w:val="Compact"/>
+      </w:pPr>
+      <w:r>
+        <w:t xml:space="preserve">The dispatch says thousands of real banks failed and the money in them is gone. Our bank never fails. What does that change about the safe line on your ledger, in the game and in real life?</w:t>
       </w:r>
     </w:p>
     <w:p>
@@ -982,7 +1066,7 @@
         <w:t xml:space="preserve">“</w:t>
       </w:r>
       <w:r>
-        <w:t xml:space="preserve">puts a negative sign on a loss.</w:t>
+        <w:t xml:space="preserve">puts a minus sign on a loss.</w:t>
       </w:r>
       <w:r>
         <w:t xml:space="preserve">”</w:t>
@@ -1000,7 +1084,7 @@
         <w:t xml:space="preserve">“</w:t>
       </w:r>
       <w:r>
-        <w:t xml:space="preserve">risky portfolio at the bottom is negative and larger than the mixed portfolio’s loss.</w:t>
+        <w:t xml:space="preserve">the all-RAIL ledger at the bottom is negative and the mixed ledger is not.</w:t>
       </w:r>
       <w:r>
         <w:t xml:space="preserve">”</w:t>
@@ -1036,7 +1120,7 @@
         <w:t xml:space="preserve">“</w:t>
       </w:r>
       <w:r>
-        <w:t xml:space="preserve">Ending minus starting, over starting. Mine is 22,400 minus 25,000, over 25,000, so negative 10.4 percent.</w:t>
+        <w:t xml:space="preserve">Ending minus starting, over starting. Mine is 640 minus 1,000, over 1,000, so minus 36.0 percent.</w:t>
       </w:r>
       <w:r>
         <w:t xml:space="preserve">”</w:t>
@@ -1066,7 +1150,7 @@
         <w:t xml:space="preserve">“</w:t>
       </w:r>
       <w:r>
-        <w:t xml:space="preserve">Write the percent return formula in words. Then: my return today is ___ percent, and the safe portfolio’s return today is ___ percent. One sentence: which is better, and better for what?</w:t>
+        <w:t xml:space="preserve">Write the percent return formula in words. Then: my return today is ___ percent, and the all-bank ledger’s return today is ___ percent. One sentence: which is better, and better for what?</w:t>
       </w:r>
       <w:r>
         <w:t xml:space="preserve">”</w:t>
@@ -1181,7 +1265,7 @@
         <w:pStyle w:val="Compact"/>
       </w:pPr>
       <w:r>
-        <w:t xml:space="preserve">IEP and 504 (general): calculators for all; Part A can be two problems instead of four; the handout has the subtraction line and the division line printed as separate boxes; extended time by finishing Part C at the start of Lesson 2.19; a student who cannot compute Part B by hand can read the percent from the site’s gain or loss line if it shows one and copy it with the formula next to it.</w:t>
+        <w:t xml:space="preserve">IEP and 504 (general): calculators for all; Part A can be two problems instead of four; the handout has the subtraction line and the division line printed as separate boxes; extended time by finishing Part C at the start of Lesson 2.19; a student who cannot compute Part B by hand does it with the teacher at the desk, one line at a time, from the ledger’s Round 8 total.</w:t>
       </w:r>
     </w:p>
     <w:p>
@@ -1193,7 +1277,7 @@
         <w:pStyle w:val="Compact"/>
       </w:pPr>
       <w:r>
-        <w:t xml:space="preserve">Grade 6 support: the practice problems use round numbers (start 100, end 120); Part C is the safe and the risky portfolio only, with the mixed portfolio done as a class.</w:t>
+        <w:t xml:space="preserve">Grade 6 support: the practice problems use round numbers (start $100, end $120); Part C is the all-bank and the all-RAIL ledgers only, with the mixed ledger done as a class.</w:t>
       </w:r>
     </w:p>
     <w:p>
@@ -1205,7 +1289,7 @@
         <w:pStyle w:val="Compact"/>
       </w:pPr>
       <w:r>
-        <w:t xml:space="preserve">Grade 8 stretch: the student also computes the percent return of the risky portfolio from the bottom to today (the recovery return, which is large and positive) and explains why it is not the same as the return from the start; and finds the venture with the biggest percent swing in their own ledger.</w:t>
+        <w:t xml:space="preserve">Grade 8 stretch: the student also computes what percent a company must climb from its 1932 price to get back to its 1928 price (GAS needs 100 percent; RADIO, from 3 to 100, needs more than 3,000 percent) and explains why it is not the same as the percent it fell; and finds the company with the biggest percent swing on their own ledger.</w:t>
       </w:r>
     </w:p>
     <w:p>
@@ -1229,22 +1313,7 @@
         <w:pStyle w:val="Compact"/>
       </w:pPr>
       <w:r>
-        <w:t xml:space="preserve">No-device alternative: Part B uses the ledger sheet total instead of the screen; the paper price table in</w:t>
-      </w:r>
-      <w:r>
-        <w:t xml:space="preserve"> </w:t>
-      </w:r>
-      <w:r>
-        <w:rPr>
-          <w:rStyle w:val="VerbatimChar"/>
-        </w:rPr>
-        <w:t xml:space="preserve">Handout 02.19 - Paper Ledger.md</w:t>
-      </w:r>
-      <w:r>
-        <w:t xml:space="preserve"> </w:t>
-      </w:r>
-      <w:r>
-        <w:t xml:space="preserve">gives the Day 8 prices for the rebalancing window.</w:t>
+        <w:t xml:space="preserve">No-kitchen or no-machine alternative: not needed; the lesson is paper, a board and calculators. Without calculators, Part A is the grade 6 rows and Part B is checked by the teacher.</w:t>
       </w:r>
     </w:p>
     <w:p>
@@ -1396,7 +1465,7 @@
               <w:jc w:val="left"/>
             </w:pPr>
             <w:r>
-              <w:t xml:space="preserve">2. Compute own return and one venture’s crisis drop</w:t>
+              <w:t xml:space="preserve">2. Compute own return and one company’s fall from peak to bottom</w:t>
             </w:r>
           </w:p>
         </w:tc>
@@ -1442,7 +1511,7 @@
               <w:jc w:val="left"/>
             </w:pPr>
             <w:r>
-              <w:t xml:space="preserve">3. Compare safe and risky portfolios and decide</w:t>
+              <w:t xml:space="preserve">3. Compare safe, one-company and mixed ledgers and decide</w:t>
             </w:r>
           </w:p>
         </w:tc>
@@ -1464,7 +1533,7 @@
               <w:jc w:val="left"/>
             </w:pPr>
             <w:r>
-              <w:t xml:space="preserve">Handout Part C and the rebalance decision in Entry 8</w:t>
+              <w:t xml:space="preserve">Handout Part C and the rebalance or buy-low decision in Entry 8</w:t>
             </w:r>
           </w:p>
         </w:tc>
@@ -1514,7 +1583,7 @@
         <w:pStyle w:val="FirstParagraph"/>
       </w:pPr>
       <w:r>
-        <w:t xml:space="preserve">Math: percent change is a grade 7 standard (ratios and proportional relationships); the math teacher can grade Part A as a math assignment the same week if both teachers agree, and FACS gets students who have seen the formula twice in two rooms.</w:t>
+        <w:t xml:space="preserve">Math: percent change is a grade 7 standard (ratios and proportional relationships); the math teacher can grade Part A as a math assignment the same week if both teachers agree, and FACS gets students who have seen the formula twice in two rooms. Social studies: 1932 as the bottom of the Depression, with the kit’s numbers (the Dow at 41, one worker in four out of work).</w:t>
       </w:r>
     </w:p>
     <w:p>
@@ -1584,7 +1653,25 @@
         <w:pStyle w:val="Compact"/>
       </w:pPr>
       <w:r>
-        <w:t xml:space="preserve">My own materials: my original ClassroomStreet plan (Day 9, Recovery and Buy-Low Opportunities; Day 10, return calculations; Day 11, rebalancing; and the standards note</w:t>
+        <w:rPr>
+          <w:rStyle w:val="VerbatimChar"/>
+        </w:rPr>
+        <w:t xml:space="preserve">Handout 02.14 - The Gilded Age Market Kit.md</w:t>
+      </w:r>
+      <w:r>
+        <w:t xml:space="preserve">: the price table (page 2) and the Round 8 dispatch (page 3). Every price in the handout is from the kit; the three Part C ledgers are built from it and shown in the handout’s teacher key.</w:t>
+      </w:r>
+    </w:p>
+    <w:p>
+      <w:pPr>
+        <w:numPr>
+          <w:ilvl w:val="0"/>
+          <w:numId w:val="1007"/>
+        </w:numPr>
+        <w:pStyle w:val="Compact"/>
+      </w:pPr>
+      <w:r>
+        <w:t xml:space="preserve">My own materials: my earlier market simulation plan (the recovery and buy-low day, the return calculations day, the rebalancing day, and the standards note</w:t>
       </w:r>
       <w:r>
         <w:t xml:space="preserve"> </w:t>
@@ -1599,7 +1686,7 @@
         <w:t xml:space="preserve">”</w:t>
       </w:r>
       <w:r>
-        <w:t xml:space="preserve">); my ClassroomStreet site notes (starting prices used in the handout).</w:t>
+        <w:t xml:space="preserve">).</w:t>
       </w:r>
     </w:p>
     <w:p>
@@ -1621,7 +1708,7 @@
         <w:pStyle w:val="Compact"/>
       </w:pPr>
       <w:r>
-        <w:t xml:space="preserve">If the period runs short, cut Part C to the safe and risky columns only and skip the mixed one. Never cut Part B; every student needs their own percent return for the report tomorrow.</w:t>
+        <w:t xml:space="preserve">If the period runs short, cut Part C to the all-bank and all-RAIL columns only and skip the mixed one. Never cut Part B; every student needs their own percent return for the report.</w:t>
       </w:r>
     </w:p>
     <w:p>
@@ -1633,7 +1720,7 @@
         <w:pStyle w:val="Compact"/>
       </w:pPr>
       <w:r>
-        <w:t xml:space="preserve">My original Day 10 taught risk-adjusted return (the Sharpe ratio idea). It is cut here for time and grade level; the grade 8 stretch (recovery return vs return from start) carries the idea that when you measure from matters.</w:t>
+        <w:t xml:space="preserve">My earlier plan taught risk-adjusted return (the Sharpe ratio idea). It is cut here for time and grade level; the grade 8 stretch (the climb back vs the fall) carries the idea that where you measure from matters.</w:t>
       </w:r>
     </w:p>
     <w:p>
@@ -1693,7 +1780,7 @@
         <w:t xml:space="preserve"> </w:t>
       </w:r>
       <w:r>
-        <w:t xml:space="preserve">Point at Part C: the class’s best possible risky portfolio is also negative today. The report scores the reasoning, not the rank.</w:t>
+        <w:t xml:space="preserve">Point at Part C: the all-RAIL ledger is down 80 percent today and the mixed one has given back most of its gain. The report scores the reasoning, not the rank.</w:t>
       </w:r>
     </w:p>
     <w:p>
@@ -1705,13 +1792,25 @@
         <w:pStyle w:val="Compact"/>
       </w:pPr>
       <w:r>
-        <w:t xml:space="preserve">Tomorrow is the closing bell. Freeze the market at window 40 at the end of this period; do not advance before Lesson 2.19.</w:t>
+        <w:t xml:space="preserve">The Part C mixed ledger is up 24.5 percent at the bottom and the all-bank ledger is up 26.8 percent. Students will say the bank won. Say: it did, today, by two points, after 62 years, and the mixed ledger was up 189 percent four years ago. Then ask who would have held the mixed ledger through 1929 without selling. That is the honest version of the lesson.</w:t>
+      </w:r>
+    </w:p>
+    <w:p>
+      <w:pPr>
+        <w:numPr>
+          <w:ilvl w:val="0"/>
+          <w:numId w:val="1008"/>
+        </w:numPr>
+        <w:pStyle w:val="Compact"/>
+      </w:pPr>
+      <w:r>
+        <w:t xml:space="preserve">Next class is the closing bell at 1936 prices. Freeze the market at Round 8 at the end of this period; nobody trades before Lesson 2.19. Do not say what 1936 prices look like.</w:t>
       </w:r>
     </w:p>
     <w:sectPr>
       <w:headerReference w:type="default" r:id="rId9"/>
       <w:pgSz w:w="12240" w:h="15840"/>
-      <w:pgMar w:top="1440" w:bottom="1440" w:left="1440" w:right="1440" w:header="504"/>
+      <w:pgMar w:top="1296" w:bottom="1296" w:left="1296" w:right="1296" w:header="504"/>
     </w:sectPr>
   </w:body>
 </w:document>

--- a/downloads/documents/04 Units/Unit 02 - Individual Growth and Life Readiness - Me, My Goals, My Money/Lesson 02.18 - Buying Low Rebalancing and Return Math.docx
+++ b/downloads/documents/04 Units/Unit 02 - Individual Growth and Life Readiness - Me, My Goals, My Money/Lesson 02.18 - Buying Low Rebalancing and Return Math.docx
@@ -41,7 +41,7 @@
         <w:t xml:space="preserve"> </w:t>
       </w:r>
       <w:r>
-        <w:t xml:space="preserve">2.4 The Gilded Age Market Investor Challenge</w:t>
+        <w:t xml:space="preserve">2.4 The Gilded Age Market</w:t>
       </w:r>
       <w:r>
         <w:t xml:space="preserve"> </w:t>
@@ -457,7 +457,7 @@
         <w:t xml:space="preserve"> </w:t>
       </w:r>
       <w:r>
-        <w:t xml:space="preserve">and the Round 8 prices on the board (RAIL 10, OIL 25, GAS 20, ELEC 10, STEEL 25, AUTO 8, RADIO 3) and cover them until Step 1, because the do now works better if students have not seen them yet. Have the Round 6 prices still visible somewhere (the peak) for Part B. Tell the math teacher this is percent change week. The market freezes at Round 8 at the end of this period; collect the ledgers at the bell if you want to build the leaderboard yourself before Lesson 2.19.</w:t>
+        <w:t xml:space="preserve">and the Round 8 prices on the board (RAIL 10, OIL 25, GAS 20, ELEC 10, STEEL 25, AUTO 8, RADIO 3) and cover them until Step 1, because the do now works better if students have not seen them yet. Have the Round 6 prices still visible somewhere (the peak) for Part B. Tell the math teacher this is percent change week. The market freezes at Round 8 at the end of this period. Collect every ledger at the bell, by investor number: before Lesson 2.19 you work out each student’s closing total at the 1936 prices (about a minute a ledger) and build the leaderboard yourself.</w:t>
       </w:r>
     </w:p>
     <w:p>
@@ -730,18 +730,18 @@
               <w:jc w:val="left"/>
             </w:pPr>
             <w:r>
-              <w:t xml:space="preserve">Slides 3 to 5: three definitions. The bottom: the lowest price before a recovery, which nobody can see until it is behind them. Buying low: buying a company after it fell, because you believe it will recover; the risk is that some do not. Rebalancing after a crash: your pie changed shape without you doing anything (the risky slices shrank); rebalancing means buying a little of what fell and selling a little of what held, to get back to the pie you chose in Round 5. Then slides 6 and 7: the formula, with STARTING in bold on the bottom of the fraction, and one worked example ($1,000 to $850 is minus 15 percent). Hand out Return Math. Part A: four practice problems with the kit’s prices (two gains, two losses) and the trick question (GAS from 40 to 20 and back). Part B: my own return: starting value $1,000, my Round 8 total from the ledger, percent return by hand and checked on the calculator; then the company that hurt me most, Round 6 price to Round 8 price. Circulate; the common error is dividing by the ending value.</w:t>
-            </w:r>
-          </w:p>
-        </w:tc>
-        <w:tc>
-          <w:p>
-            <w:pPr>
-              <w:pStyle w:val="Compact"/>
-              <w:jc w:val="left"/>
-            </w:pPr>
-            <w:r>
-              <w:t xml:space="preserve">Copy the three definitions into the notes box. Work Part A alone. Work Part B alone from their own ledger.</w:t>
+              <w:t xml:space="preserve">Slides 4 and 5: three definitions. The bottom: the lowest price before a recovery, which nobody can see until it is behind them. Buying low: buying a company after it fell, because you believe it will recover; the risk is that some do not. Rebalancing after a crash: your pie changed shape without you doing anything (the risky slices shrank); rebalancing means buying a little of what fell and selling a little of what held, to get back to the pie you chose in Round 5. Then slides 6 and 7: the formula, with STARTING in bold on the bottom of the fraction, and one worked example ($1,000 to $850 is minus 15 percent). Hand out Return Math. Part A: four practice problems with the kit’s prices (two gains, two losses) and the trick question (GAS from 40 to 20 and back). Part B: my own return: starting value $1,000, my Round 8 total from the ledger, percent return by hand and checked on the calculator; then the company that hurt me most, Round 6 price to Round 8 price. Circulate; the common error is dividing by the ending value.</w:t>
+            </w:r>
+          </w:p>
+        </w:tc>
+        <w:tc>
+          <w:p>
+            <w:pPr>
+              <w:pStyle w:val="Compact"/>
+              <w:jc w:val="left"/>
+            </w:pPr>
+            <w:r>
+              <w:t xml:space="preserve">Copy the three definitions onto the journal’s My notes page. Work Part A alone. Work Part B alone from their own ledger.</w:t>
             </w:r>
           </w:p>
         </w:tc>
@@ -794,18 +794,18 @@
               <w:t xml:space="preserve"> </w:t>
             </w:r>
             <w:r>
-              <w:t xml:space="preserve">Circulate. At four minutes, close the trading and say it plainly: the market is frozen at Round 8 until the closing bell next class. Then Part C in pairs: three investors who started in 1870 with $1,000 and never traded again, one all in the bank, one all in RAIL, one spread four ways; their totals at the peak (Round 6), in the crash (Round 7) and at the bottom (Round 8, today); nine percent returns and two questions.</w:t>
-            </w:r>
-          </w:p>
-        </w:tc>
-        <w:tc>
-          <w:p>
-            <w:pPr>
-              <w:pStyle w:val="Compact"/>
-              <w:jc w:val="left"/>
-            </w:pPr>
-            <w:r>
-              <w:t xml:space="preserve">Rebalance, buy low, or hold; record every trade in the trade log and update the Round 8 holdings table. Then Part C with a partner: compute the nine returns, circle the ledger they would rather have held and write why.</w:t>
+              <w:t xml:space="preserve">Circulate. At four minutes, close the trading and say it plainly: the market is frozen at Round 8 until the closing bell next class. Then Part C in pairs: three investors who started in 1870 with $1,000 and never traded again, one all in the bank, one all in RAIL, one spread four ways; their totals at the peak (Round 6), in the crash (Round 7) and at the bottom (Round 8, today). The Safe row’s three returns are printed on the sheet as the model; pairs compute the other six and answer the two questions.</w:t>
+            </w:r>
+          </w:p>
+        </w:tc>
+        <w:tc>
+          <w:p>
+            <w:pPr>
+              <w:pStyle w:val="Compact"/>
+              <w:jc w:val="left"/>
+            </w:pPr>
+            <w:r>
+              <w:t xml:space="preserve">Rebalance, buy low, or hold; record every trade in the trade log and update the Round 8 holdings table. Then Part C with a partner: compute the six returns for the one-company and mixed ledgers, circle the ledger they would rather have held and write why.</w:t>
             </w:r>
           </w:p>
         </w:tc>
@@ -1804,13 +1804,13 @@
         <w:pStyle w:val="Compact"/>
       </w:pPr>
       <w:r>
-        <w:t xml:space="preserve">Next class is the closing bell at 1936 prices. Freeze the market at Round 8 at the end of this period; nobody trades before Lesson 2.19. Do not say what 1936 prices look like.</w:t>
+        <w:t xml:space="preserve">Next class is the closing bell at 1936 prices. Freeze the market at Round 8 at the end of this period and collect the ledgers at the bell; nobody trades before Lesson 2.19. Do not say what 1936 prices look like.</w:t>
       </w:r>
     </w:p>
     <w:sectPr>
       <w:headerReference w:type="default" r:id="rId9"/>
       <w:pgSz w:w="12240" w:h="15840"/>
-      <w:pgMar w:top="1296" w:bottom="1296" w:left="1296" w:right="1296" w:header="504"/>
+      <w:pgMar w:top="1440" w:bottom="1440" w:left="1440" w:right="1440" w:header="504"/>
     </w:sectPr>
   </w:body>
 </w:document>
